--- a/LAB8/[11_ĐH_CNPM2]-LAB8_1150080153-Trương Văn Quốc Phong.docx
+++ b/LAB8/[11_ĐH_CNPM2]-LAB8_1150080153-Trương Văn Quốc Phong.docx
@@ -145,9 +145,7 @@
           <w:lang w:val="vi-VN"/>
         </w:rPr>
       </w:pPr>
-      <w:bookmarkStart w:id="0" w:name="_GoBack"/>
-    </w:p>
-    <w:bookmarkEnd w:id="0"/>
+    </w:p>
     <w:p>
       <w:pPr>
         <w:rPr>
@@ -1403,14 +1401,6 @@
       </w:r>
     </w:p>
     <w:p>
-      <w:pPr>
-        <w:rPr>
-          <w:rFonts w:hint="default" w:ascii="SimSun" w:hAnsi="SimSun" w:eastAsia="SimSun" w:cs="SimSun"/>
-          <w:sz w:val="24"/>
-          <w:szCs w:val="24"/>
-          <w:lang w:val="vi-VN"/>
-        </w:rPr>
-      </w:pPr>
       <w:r>
         <w:drawing>
           <wp:inline distT="0" distB="0" distL="114300" distR="114300">
@@ -1453,6 +1443,397 @@
             </a:graphic>
           </wp:inline>
         </w:drawing>
+      </w:r>
+    </w:p>
+    <w:p/>
+    <w:p>
+      <w:pPr>
+        <w:rPr>
+          <w:rFonts w:hint="default"/>
+          <w:lang w:val="vi-VN"/>
+        </w:rPr>
+      </w:pPr>
+      <w:r>
+        <w:rPr>
+          <w:rFonts w:hint="default"/>
+          <w:lang w:val="vi-VN"/>
+        </w:rPr>
+        <w:t>1. Tại sao /etc/hosts có thể ảnh hưởng trình duyệt nhưng dig @DNS-SERVER vẫn trả kết quả DNS gốc?</w:t>
+      </w:r>
+    </w:p>
+    <w:p>
+      <w:pPr>
+        <w:rPr>
+          <w:rFonts w:hint="default"/>
+          <w:lang w:val="vi-VN"/>
+        </w:rPr>
+      </w:pPr>
+      <w:r>
+        <w:rPr>
+          <w:rFonts w:hint="default"/>
+          <w:lang w:val="vi-VN"/>
+        </w:rPr>
+        <w:t>Trả lời: Trình duyệt ưu tiên kiểm tra file /etc/hosts cục bộ trước. Ngược lại, lệnh dig @DNS-SERVER bỏ qua file hosts và gửi truy vấn mạng trực tiếp đến máy chủ DNS nên nhận về kết quả gốc.</w:t>
+      </w:r>
+    </w:p>
+    <w:p>
+      <w:pPr>
+        <w:rPr>
+          <w:rFonts w:hint="default"/>
+          <w:lang w:val="vi-VN"/>
+        </w:rPr>
+      </w:pPr>
+      <w:r>
+        <w:rPr>
+          <w:rFonts w:hint="default"/>
+          <w:lang w:val="vi-VN"/>
+        </w:rPr>
+        <w:t>2. Những trường nào của DNS/UDP phải khớp để một phản hồi giả có cơ hội được chấp nhận?</w:t>
+      </w:r>
+    </w:p>
+    <w:p>
+      <w:pPr>
+        <w:rPr>
+          <w:rFonts w:hint="default"/>
+          <w:lang w:val="vi-VN"/>
+        </w:rPr>
+      </w:pPr>
+      <w:r>
+        <w:rPr>
+          <w:rFonts w:hint="default"/>
+          <w:lang w:val="vi-VN"/>
+        </w:rPr>
+        <w:t>Trả lời: Khớp IP nguồn/đích, Port nguồn/đích (UDP Source Port), mã số định danh Transaction ID (TID) và câu hỏi truy vấn (Query Domain Name).</w:t>
+      </w:r>
+    </w:p>
+    <w:p>
+      <w:pPr>
+        <w:rPr>
+          <w:rFonts w:hint="default"/>
+          <w:lang w:val="vi-VN"/>
+        </w:rPr>
+      </w:pPr>
+      <w:r>
+        <w:rPr>
+          <w:rFonts w:hint="default"/>
+          <w:lang w:val="vi-VN"/>
+        </w:rPr>
+        <w:t>3. Tại sao Task 2 chỉ ảnh hưởng Victim hiện tại, trong khi Task 3 có thể ảnh hưởng nhiều client dùng cùng resolver?</w:t>
+      </w:r>
+    </w:p>
+    <w:p>
+      <w:pPr>
+        <w:rPr>
+          <w:rFonts w:hint="default"/>
+          <w:lang w:val="vi-VN"/>
+        </w:rPr>
+      </w:pPr>
+      <w:r>
+        <w:rPr>
+          <w:rFonts w:hint="default"/>
+          <w:lang w:val="vi-VN"/>
+        </w:rPr>
+        <w:t>Trả lời: Task 2 chỉ lừa gói tin của một Victim đơn lẻ. Task 3 đưa dữ liệu giả vào bộ nhớ đệm (Cache) của DNS Server chung, khiến mọi máy Client khác truy vấn sau đó đều nhận kết quả độc hại từ bộ đệm.</w:t>
+      </w:r>
+    </w:p>
+    <w:p>
+      <w:pPr>
+        <w:rPr>
+          <w:rFonts w:hint="default"/>
+          <w:lang w:val="vi-VN"/>
+        </w:rPr>
+      </w:pPr>
+      <w:r>
+        <w:rPr>
+          <w:rFonts w:hint="default"/>
+          <w:lang w:val="vi-VN"/>
+        </w:rPr>
+        <w:t>4. Vai trò của TTL trong cache poisoning là gì?</w:t>
+      </w:r>
+    </w:p>
+    <w:p>
+      <w:pPr>
+        <w:rPr>
+          <w:rFonts w:hint="default"/>
+          <w:lang w:val="vi-VN"/>
+        </w:rPr>
+      </w:pPr>
+      <w:r>
+        <w:rPr>
+          <w:rFonts w:hint="default"/>
+          <w:lang w:val="vi-VN"/>
+        </w:rPr>
+        <w:t xml:space="preserve"> Trả lời: TTL (Time-To-Live) quyết định thời gian bản ghi độc hại tồn tại trong bộ đệm DNS Server. TTL càng lớn, thời gian duy trì cuộc tấn công lừa đảo càng lâu mà không cần gửi lại gói tin giả.</w:t>
+      </w:r>
+    </w:p>
+    <w:p>
+      <w:pPr>
+        <w:rPr>
+          <w:rFonts w:hint="default"/>
+          <w:lang w:val="vi-VN"/>
+        </w:rPr>
+      </w:pPr>
+      <w:r>
+        <w:rPr>
+          <w:rFonts w:hint="default"/>
+          <w:lang w:val="vi-VN"/>
+        </w:rPr>
+        <w:t>5. Tại sao VirtualBox Promiscuous Mode = Allow VMs cần thiết trong bài này?</w:t>
+      </w:r>
+    </w:p>
+    <w:p>
+      <w:pPr>
+        <w:rPr>
+          <w:rFonts w:hint="default"/>
+          <w:lang w:val="vi-VN"/>
+        </w:rPr>
+      </w:pPr>
+      <w:r>
+        <w:rPr>
+          <w:rFonts w:hint="default"/>
+          <w:lang w:val="vi-VN"/>
+        </w:rPr>
+        <w:t>Trả lời: Để card mạng của Attacker (Kali) có thể nghe lén và bắt được các gói tin unicast chạy giữa Victim và DNS Server, phục vụ cho việc lấy các tham số tấn công.</w:t>
+      </w:r>
+    </w:p>
+    <w:p>
+      <w:pPr>
+        <w:rPr>
+          <w:rFonts w:hint="default"/>
+          <w:lang w:val="vi-VN"/>
+        </w:rPr>
+      </w:pPr>
+      <w:r>
+        <w:rPr>
+          <w:rFonts w:hint="default"/>
+          <w:lang w:val="vi-VN"/>
+        </w:rPr>
+        <w:t>6. Vì sao LAB 9 dùng mạng DNSLAB riêng thay vì tấn công trực tiếp DC01 DNS của LAN-DOMAIN?</w:t>
+      </w:r>
+    </w:p>
+    <w:p>
+      <w:pPr>
+        <w:rPr>
+          <w:rFonts w:hint="default"/>
+          <w:lang w:val="vi-VN"/>
+        </w:rPr>
+      </w:pPr>
+      <w:r>
+        <w:rPr>
+          <w:rFonts w:hint="default"/>
+          <w:lang w:val="vi-VN"/>
+        </w:rPr>
+        <w:t>Trả lời: Để cô lập vùng tấn công, tránh làm gián đoạn hệ thống mạng chung, đồng thời vượt qua các cơ chế phòng thủ sẵn có trên hệ thống thật (như DNS Cookie, EDNS).</w:t>
+      </w:r>
+    </w:p>
+    <w:p>
+      <w:pPr>
+        <w:rPr>
+          <w:rFonts w:hint="default"/>
+          <w:lang w:val="vi-VN"/>
+        </w:rPr>
+      </w:pPr>
+      <w:r>
+        <w:rPr>
+          <w:rFonts w:hint="default"/>
+          <w:lang w:val="vi-VN"/>
+        </w:rPr>
+        <w:t>7. Khác nhau giữa authoritative DNS, recursive resolver và caching resolver?</w:t>
+      </w:r>
+    </w:p>
+    <w:p>
+      <w:pPr>
+        <w:rPr>
+          <w:rFonts w:hint="default"/>
+          <w:lang w:val="vi-VN"/>
+        </w:rPr>
+      </w:pPr>
+      <w:r>
+        <w:rPr>
+          <w:rFonts w:hint="default"/>
+          <w:lang w:val="vi-VN"/>
+        </w:rPr>
+        <w:t>Trả lời: Authoritative DNS nắm giữ dữ liệu gốc của tên miền; Recursive resolver đi tìm câu trả lời bằng cách hỏi các server khác; Caching resolver chỉ lưu lại kết quả đã tìm để trả lời nhanh lần sau.</w:t>
+      </w:r>
+    </w:p>
+    <w:p>
+      <w:pPr>
+        <w:rPr>
+          <w:rFonts w:hint="default"/>
+          <w:lang w:val="vi-VN"/>
+        </w:rPr>
+      </w:pPr>
+      <w:r>
+        <w:rPr>
+          <w:rFonts w:hint="default"/>
+          <w:lang w:val="vi-VN"/>
+        </w:rPr>
+        <w:t>8. DNSSEC giải quyết vấn đề gì và vì sao zone .test unsigned trong LAB 9 không tự được bảo vệ?</w:t>
+      </w:r>
+    </w:p>
+    <w:p>
+      <w:pPr>
+        <w:rPr>
+          <w:rFonts w:hint="default"/>
+          <w:lang w:val="vi-VN"/>
+        </w:rPr>
+      </w:pPr>
+      <w:r>
+        <w:rPr>
+          <w:rFonts w:hint="default"/>
+          <w:lang w:val="vi-VN"/>
+        </w:rPr>
+        <w:t xml:space="preserve"> Trả lời: DNSSEC chống giả mạo bằng chữ ký số. Zone .test trong bài chưa được ký số (unsigned) nên không có chữ ký để xác thực tính toàn vẹn, khiến gói tin giả dễ dàng được chấp nhận.</w:t>
+      </w:r>
+    </w:p>
+    <w:p>
+      <w:pPr>
+        <w:rPr>
+          <w:rFonts w:hint="default"/>
+          <w:lang w:val="vi-VN"/>
+        </w:rPr>
+      </w:pPr>
+      <w:r>
+        <w:rPr>
+          <w:rFonts w:hint="default"/>
+          <w:lang w:val="vi-VN"/>
+        </w:rPr>
+        <w:t>9. Tại sao chỉ chặn UDP/53 là chưa đủ nếu muốn kiểm soát DNS trong mạng hiện đại?</w:t>
+      </w:r>
+    </w:p>
+    <w:p>
+      <w:pPr>
+        <w:rPr>
+          <w:rFonts w:hint="default"/>
+          <w:lang w:val="vi-VN"/>
+        </w:rPr>
+      </w:pPr>
+      <w:r>
+        <w:rPr>
+          <w:rFonts w:hint="default"/>
+          <w:lang w:val="vi-VN"/>
+        </w:rPr>
+        <w:t xml:space="preserve"> Trả lời: Vì DNS hiện đại có thể chạy qua TCP/53, hoặc mã hóa qua HTTPS (DoH - cổng 443) và TLS (DoT - cổng 853), khiến việc chặn UDP/53 bị vô hiệu hóa.</w:t>
+      </w:r>
+    </w:p>
+    <w:p>
+      <w:pPr>
+        <w:rPr>
+          <w:rFonts w:hint="default"/>
+          <w:lang w:val="vi-VN"/>
+        </w:rPr>
+      </w:pPr>
+      <w:r>
+        <w:rPr>
+          <w:rFonts w:hint="default"/>
+          <w:lang w:val="vi-VN"/>
+        </w:rPr>
+        <w:t>10. Nêu tối thiểu bốn biện pháp hardening sau khi hoàn thành bài.</w:t>
+      </w:r>
+    </w:p>
+    <w:p>
+      <w:pPr>
+        <w:rPr>
+          <w:rFonts w:hint="default"/>
+          <w:lang w:val="vi-VN"/>
+        </w:rPr>
+      </w:pPr>
+      <w:r>
+        <w:rPr>
+          <w:rFonts w:hint="default"/>
+          <w:lang w:val="vi-VN"/>
+        </w:rPr>
+        <w:t>Trả lời:</w:t>
+      </w:r>
+    </w:p>
+    <w:p>
+      <w:pPr>
+        <w:rPr>
+          <w:rFonts w:hint="default"/>
+          <w:lang w:val="vi-VN"/>
+        </w:rPr>
+      </w:pPr>
+      <w:r>
+        <w:rPr>
+          <w:rFonts w:hint="default"/>
+          <w:lang w:val="vi-VN"/>
+        </w:rPr>
+        <w:tab/>
+      </w:r>
+      <w:r>
+        <w:rPr>
+          <w:rFonts w:hint="default"/>
+          <w:lang w:val="vi-VN"/>
+        </w:rPr>
+        <w:t>triển khai DNSSEC cho các Zone tên miền.</w:t>
+      </w:r>
+    </w:p>
+    <w:p>
+      <w:pPr>
+        <w:rPr>
+          <w:rFonts w:hint="default"/>
+          <w:lang w:val="vi-VN"/>
+        </w:rPr>
+      </w:pPr>
+      <w:r>
+        <w:rPr>
+          <w:rFonts w:hint="default"/>
+          <w:lang w:val="vi-VN"/>
+        </w:rPr>
+        <w:tab/>
+      </w:r>
+      <w:r>
+        <w:rPr>
+          <w:rFonts w:hint="default"/>
+          <w:lang w:val="vi-VN"/>
+        </w:rPr>
+        <w:t>Kích hoạt tính năng DNS Cookie và mã hóa dữ liệu (DoH/DoT).</w:t>
+      </w:r>
+    </w:p>
+    <w:p>
+      <w:pPr>
+        <w:rPr>
+          <w:rFonts w:hint="default"/>
+          <w:lang w:val="vi-VN"/>
+        </w:rPr>
+      </w:pPr>
+      <w:r>
+        <w:rPr>
+          <w:rFonts w:hint="default"/>
+          <w:lang w:val="vi-VN"/>
+        </w:rPr>
+        <w:tab/>
+      </w:r>
+      <w:r>
+        <w:rPr>
+          <w:rFonts w:hint="default"/>
+          <w:lang w:val="vi-VN"/>
+        </w:rPr>
+        <w:t xml:space="preserve"> Bật tính năng Response Rate Limiting (RRL) trên DNS Server.</w:t>
+      </w:r>
+    </w:p>
+    <w:p>
+      <w:pPr>
+        <w:rPr>
+          <w:rFonts w:hint="default"/>
+          <w:lang w:val="vi-VN"/>
+        </w:rPr>
+      </w:pPr>
+      <w:r>
+        <w:rPr>
+          <w:rFonts w:hint="default"/>
+          <w:lang w:val="vi-VN"/>
+        </w:rPr>
+        <w:tab/>
+      </w:r>
+      <w:bookmarkStart w:id="0" w:name="_GoBack"/>
+      <w:bookmarkEnd w:id="0"/>
+      <w:r>
+        <w:rPr>
+          <w:rFonts w:hint="default"/>
+          <w:lang w:val="vi-VN"/>
+        </w:rPr>
+        <w:t xml:space="preserve"> Chặn chế độ Promiscuous Mode trên hệ thống mạng ảo/thật.</w:t>
       </w:r>
     </w:p>
     <w:sectPr>
